--- a/a7/packages/A7 Unit 3 - Exponents and Scientific Notation/Lesson Plans/A7 3.T2  Lesson Plan.docx
+++ b/a7/packages/A7 Unit 3 - Exponents and Scientific Notation/Lesson Plans/A7 3.T2  Lesson Plan.docx
@@ -4149,7 +4149,7 @@
                 <w:color w:val="1A1A1A"/>
                 <w:sz w:val="18"/>
               </w:rPr>
-              <w:t>) — the coefficient was moved with the variable [B1G-M 8.AR.1.1: negative exponent applies only to its own base]; −3x</w:t>
+              <w:t>) — the coefficient was moved with the variable [8.AR.1.1: a negative exponent applies only to its own base]; −3x</w:t>
             </w:r>
             <w:r>
               <w:rPr>
@@ -4788,7 +4788,7 @@
                 <w:color w:val="1A1A1A"/>
                 <w:sz w:val="18"/>
               </w:rPr>
-              <w:t>(B) the coefficient was not squared [8.AR.1.1: power of a product]; (C) −3 + 2 instead of −3 · 2 [power of a power confused with a product of powers]; (D) the coefficient was moved below the bar with the x [B1G-M 8.AR.1.1: negative exponent applies only to its own base]</w:t>
+              <w:t>(B) the coefficient was not squared [8.AR.1.1: power of a product]; (C) −3 + 2 = −1 instead of −3 · 2 [power of a power confused with a product of powers]; (D) the coefficient was moved below the bar with the x [8.AR.1.1: a negative exponent applies only to its own base]</w:t>
             </w:r>
           </w:p>
         </w:tc>

--- a/a7/packages/A7 Unit 3 - Exponents and Scientific Notation/Lesson Plans/A7 3.T2  Lesson Plan.docx
+++ b/a7/packages/A7 Unit 3 - Exponents and Scientific Notation/Lesson Plans/A7 3.T2  Lesson Plan.docx
@@ -563,91 +563,134 @@
         </w:rPr>
       </w:r>
     </w:p>
+    <w:tbl>
+      <w:tblPr>
+        <w:tblLayout w:type="fixed"/>
+        <w:tblLook w:firstColumn="1" w:firstRow="1" w:lastColumn="0" w:lastRow="0" w:noHBand="0" w:noVBand="1" w:val="04A0"/>
+        <w:tblLayout w:type="fixed"/>
+        <w:tblW w:w="9360" w:type="dxa"/>
+      </w:tblPr>
+      <w:tblGrid>
+        <w:gridCol w:w="9360"/>
+      </w:tblGrid>
+      <w:tr>
+        <w:trPr>
+          <w:cantSplit/>
+        </w:trPr>
+        <w:tc>
+          <w:tcPr>
+            <w:tcW w:type="dxa" w:w="9360"/>
+            <w:tcBorders>
+              <w:top w:val="nil"/>
+              <w:left w:val="nil"/>
+              <w:bottom w:val="nil"/>
+              <w:right w:val="nil"/>
+            </w:tcBorders>
+            <w:tcMar>
+              <w:top w:w="0" w:type="dxa"/>
+              <w:left w:w="0" w:type="dxa"/>
+              <w:bottom w:w="0" w:type="dxa"/>
+              <w:right w:w="0" w:type="dxa"/>
+            </w:tcMar>
+          </w:tcPr>
+          <w:p>
+            <w:pPr>
+              <w:keepNext/>
+              <w:spacing w:before="200" w:after="120"/>
+              <w:pBdr>
+                <w:bottom w:val="single" w:sz="8" w:space="2" w:color="1A1A1A"/>
+              </w:pBdr>
+            </w:pPr>
+            <w:r>
+              <w:rPr>
+                <w:b/>
+                <w:i w:val="0"/>
+                <w:color w:val="1A1A1A"/>
+                <w:sz w:val="24"/>
+              </w:rPr>
+              <w:t>2.  Standards</w:t>
+            </w:r>
+          </w:p>
+          <w:p>
+            <w:pPr>
+              <w:spacing w:before="40" w:after="80"/>
+            </w:pPr>
+            <w:r>
+              <w:rPr>
+                <w:b/>
+                <w:i w:val="0"/>
+                <w:color w:val="1A1A1A"/>
+                <w:sz w:val="21"/>
+              </w:rPr>
+              <w:t>MA.8.AR.1.1</w:t>
+            </w:r>
+            <w:r>
+              <w:rPr>
+                <w:b w:val="0"/>
+                <w:i w:val="0"/>
+                <w:color w:val="1A1A1A"/>
+                <w:sz w:val="21"/>
+              </w:rPr>
+              <w:t xml:space="preserve">  Apply the Laws of Exponents to generate equivalent algebraic expressions, limited to integer exponents and monomial bases.</w:t>
+            </w:r>
+          </w:p>
+          <w:p>
+            <w:pPr>
+              <w:spacing w:before="0" w:after="60"/>
+            </w:pPr>
+            <w:r>
+              <w:rPr>
+                <w:b/>
+                <w:i w:val="0"/>
+                <w:color w:val="1A1A1A"/>
+                <w:sz w:val="21"/>
+              </w:rPr>
+              <w:t>Must.</w:t>
+            </w:r>
+            <w:r>
+              <w:rPr>
+                <w:b w:val="0"/>
+                <w:i w:val="0"/>
+                <w:color w:val="1A1A1A"/>
+                <w:sz w:val="21"/>
+              </w:rPr>
+              <w:t xml:space="preserve">  Integer exponents on monomial bases, negatives included: rewrite so that only positive exponents are left, and combine several laws in one expression.</w:t>
+            </w:r>
+          </w:p>
+          <w:p>
+            <w:pPr>
+              <w:spacing w:before="0" w:after="80"/>
+            </w:pPr>
+            <w:r>
+              <w:rPr>
+                <w:b/>
+                <w:i w:val="0"/>
+                <w:color w:val="1A1A1A"/>
+                <w:sz w:val="21"/>
+              </w:rPr>
+              <w:t>Must not.</w:t>
+            </w:r>
+            <w:r>
+              <w:rPr>
+                <w:b w:val="0"/>
+                <w:i w:val="0"/>
+                <w:color w:val="1A1A1A"/>
+                <w:sz w:val="21"/>
+              </w:rPr>
+              <w:t xml:space="preserve">  Variables are nonzero wherever a negative exponent appears. No rational exponents, and monomials only.</w:t>
+            </w:r>
+          </w:p>
+        </w:tc>
+      </w:tr>
+    </w:tbl>
     <w:p>
       <w:pPr>
-        <w:keepNext/>
-        <w:spacing w:before="200" w:after="120"/>
-        <w:pBdr>
-          <w:bottom w:val="single" w:sz="8" w:space="2" w:color="1A1A1A"/>
-        </w:pBdr>
+        <w:spacing w:after="0" w:before="0" w:line="20" w:lineRule="exact"/>
       </w:pPr>
       <w:r>
         <w:rPr>
-          <w:b/>
-          <w:i w:val="0"/>
-          <w:color w:val="1A1A1A"/>
-          <w:sz w:val="24"/>
+          <w:sz w:val="2"/>
         </w:rPr>
-        <w:t>2.  Standards</w:t>
-      </w:r>
-    </w:p>
-    <w:p>
-      <w:pPr>
-        <w:spacing w:before="40" w:after="80"/>
-      </w:pPr>
-      <w:r>
-        <w:rPr>
-          <w:b/>
-          <w:i w:val="0"/>
-          <w:color w:val="1A1A1A"/>
-          <w:sz w:val="21"/>
-        </w:rPr>
-        <w:t>MA.8.AR.1.1</w:t>
-      </w:r>
-      <w:r>
-        <w:rPr>
-          <w:b w:val="0"/>
-          <w:i w:val="0"/>
-          <w:color w:val="1A1A1A"/>
-          <w:sz w:val="21"/>
-        </w:rPr>
-        <w:t xml:space="preserve">  Apply the Laws of Exponents to generate equivalent algebraic expressions, limited to integer exponents and monomial bases.</w:t>
-      </w:r>
-    </w:p>
-    <w:p>
-      <w:pPr>
-        <w:spacing w:before="0" w:after="60"/>
-      </w:pPr>
-      <w:r>
-        <w:rPr>
-          <w:b/>
-          <w:i w:val="0"/>
-          <w:color w:val="1A1A1A"/>
-          <w:sz w:val="21"/>
-        </w:rPr>
-        <w:t>Must.</w:t>
-      </w:r>
-      <w:r>
-        <w:rPr>
-          <w:b w:val="0"/>
-          <w:i w:val="0"/>
-          <w:color w:val="1A1A1A"/>
-          <w:sz w:val="21"/>
-        </w:rPr>
-        <w:t xml:space="preserve">  Integer exponents on monomial bases, negatives included: rewrite so that only positive exponents are left, and combine several laws in one expression.</w:t>
-      </w:r>
-    </w:p>
-    <w:p>
-      <w:pPr>
-        <w:spacing w:before="0" w:after="80"/>
-      </w:pPr>
-      <w:r>
-        <w:rPr>
-          <w:b/>
-          <w:i w:val="0"/>
-          <w:color w:val="1A1A1A"/>
-          <w:sz w:val="21"/>
-        </w:rPr>
-        <w:t>Must not.</w:t>
-      </w:r>
-      <w:r>
-        <w:rPr>
-          <w:b w:val="0"/>
-          <w:i w:val="0"/>
-          <w:color w:val="1A1A1A"/>
-          <w:sz w:val="21"/>
-        </w:rPr>
-        <w:t xml:space="preserve">  Variables are nonzero wherever a negative exponent appears. No rational exponents, and monomials only.</w:t>
       </w:r>
     </w:p>
     <w:p>
@@ -719,6 +762,7 @@
           </w:tcPr>
           <w:p>
             <w:pPr>
+              <w:keepNext/>
               <w:spacing w:after="0"/>
               <w:jc w:val="center"/>
             </w:pPr>
@@ -752,6 +796,7 @@
           </w:tcPr>
           <w:p>
             <w:pPr>
+              <w:keepNext/>
               <w:spacing w:after="0"/>
               <w:jc w:val="center"/>
             </w:pPr>
@@ -785,6 +830,7 @@
           </w:tcPr>
           <w:p>
             <w:pPr>
+              <w:keepNext/>
               <w:spacing w:after="0"/>
               <w:jc w:val="center"/>
             </w:pPr>
@@ -1124,133 +1170,176 @@
         </w:rPr>
       </w:r>
     </w:p>
+    <w:tbl>
+      <w:tblPr>
+        <w:tblLayout w:type="fixed"/>
+        <w:tblLook w:firstColumn="1" w:firstRow="1" w:lastColumn="0" w:lastRow="0" w:noHBand="0" w:noVBand="1" w:val="04A0"/>
+        <w:tblLayout w:type="fixed"/>
+        <w:tblW w:w="9360" w:type="dxa"/>
+      </w:tblPr>
+      <w:tblGrid>
+        <w:gridCol w:w="9360"/>
+      </w:tblGrid>
+      <w:tr>
+        <w:trPr>
+          <w:cantSplit/>
+        </w:trPr>
+        <w:tc>
+          <w:tcPr>
+            <w:tcW w:type="dxa" w:w="9360"/>
+            <w:tcBorders>
+              <w:top w:val="nil"/>
+              <w:left w:val="nil"/>
+              <w:bottom w:val="nil"/>
+              <w:right w:val="nil"/>
+            </w:tcBorders>
+            <w:tcMar>
+              <w:top w:w="0" w:type="dxa"/>
+              <w:left w:w="0" w:type="dxa"/>
+              <w:bottom w:w="0" w:type="dxa"/>
+              <w:right w:w="0" w:type="dxa"/>
+            </w:tcMar>
+          </w:tcPr>
+          <w:p>
+            <w:pPr>
+              <w:keepNext/>
+              <w:spacing w:before="200" w:after="120"/>
+              <w:pBdr>
+                <w:bottom w:val="single" w:sz="8" w:space="2" w:color="1A1A1A"/>
+              </w:pBdr>
+            </w:pPr>
+            <w:r>
+              <w:rPr>
+                <w:b/>
+                <w:i w:val="0"/>
+                <w:color w:val="1A1A1A"/>
+                <w:sz w:val="24"/>
+              </w:rPr>
+              <w:t>4.  Learning Target and Essential Question</w:t>
+            </w:r>
+          </w:p>
+          <w:p>
+            <w:pPr>
+              <w:spacing w:before="40" w:after="60"/>
+            </w:pPr>
+            <w:r>
+              <w:rPr>
+                <w:b/>
+                <w:i w:val="0"/>
+                <w:color w:val="1A1A1A"/>
+                <w:sz w:val="21"/>
+              </w:rPr>
+              <w:t>Learning target.</w:t>
+            </w:r>
+            <w:r>
+              <w:rPr>
+                <w:b w:val="0"/>
+                <w:i w:val="0"/>
+                <w:color w:val="1A1A1A"/>
+                <w:sz w:val="21"/>
+              </w:rPr>
+              <w:t xml:space="preserve">  I can rewrite an algebraic expression with negative exponents using only positive exponents, and apply several laws of exponents to a monomial expression.</w:t>
+            </w:r>
+          </w:p>
+          <w:p>
+            <w:pPr>
+              <w:spacing w:before="0" w:after="60"/>
+            </w:pPr>
+            <w:r>
+              <w:rPr>
+                <w:b/>
+                <w:i w:val="0"/>
+                <w:color w:val="1A1A1A"/>
+                <w:sz w:val="21"/>
+              </w:rPr>
+              <w:t>Essential question.</w:t>
+            </w:r>
+            <w:r>
+              <w:rPr>
+                <w:b w:val="0"/>
+                <w:i w:val="0"/>
+                <w:color w:val="1A1A1A"/>
+                <w:sz w:val="21"/>
+              </w:rPr>
+              <w:t xml:space="preserve">  What does a negative exponent on a variable mean, and how do several laws combine in one expression?</w:t>
+            </w:r>
+          </w:p>
+          <w:p>
+            <w:pPr>
+              <w:spacing w:before="0" w:after="40"/>
+            </w:pPr>
+            <w:r>
+              <w:rPr>
+                <w:b/>
+                <w:i w:val="0"/>
+                <w:color w:val="1A1A1A"/>
+                <w:sz w:val="20"/>
+              </w:rPr>
+              <w:t>Building on.</w:t>
+            </w:r>
+            <w:r>
+              <w:rPr>
+                <w:b w:val="0"/>
+                <w:i w:val="0"/>
+                <w:color w:val="1A1A1A"/>
+                <w:sz w:val="20"/>
+              </w:rPr>
+              <w:t xml:space="preserve">  MA.8.NSO.1.3 (3.04–3.05) — the negative exponent law with numerical bases; T-A1 — product, power and quotient laws with variable bases.</w:t>
+            </w:r>
+          </w:p>
+          <w:p>
+            <w:pPr>
+              <w:spacing w:before="0" w:after="80"/>
+            </w:pPr>
+            <w:r>
+              <w:rPr>
+                <w:b/>
+                <w:i w:val="0"/>
+                <w:color w:val="1A1A1A"/>
+                <w:sz w:val="20"/>
+              </w:rPr>
+              <w:t>Working toward.</w:t>
+            </w:r>
+            <w:r>
+              <w:rPr>
+                <w:b w:val="0"/>
+                <w:i w:val="0"/>
+                <w:color w:val="1A1A1A"/>
+                <w:sz w:val="20"/>
+              </w:rPr>
+              <w:t xml:space="preserve">  3.08–3.09 — scientific notation, where 10</w:t>
+            </w:r>
+            <w:r>
+              <w:rPr>
+                <w:b w:val="0"/>
+                <w:i w:val="0"/>
+                <w:color w:val="1A1A1A"/>
+                <w:sz w:val="20"/>
+                <w:vertAlign w:val="superscript"/>
+              </w:rPr>
+              <w:t>-n</w:t>
+            </w:r>
+            <w:r>
+              <w:rPr>
+                <w:b w:val="0"/>
+                <w:i w:val="0"/>
+                <w:color w:val="1A1A1A"/>
+                <w:sz w:val="20"/>
+              </w:rPr>
+              <w:t xml:space="preserve"> carries the small numbers; MA.912.NSO.1.2 — rational exponents in Algebra 1.</w:t>
+            </w:r>
+          </w:p>
+        </w:tc>
+      </w:tr>
+    </w:tbl>
     <w:p>
       <w:pPr>
-        <w:keepNext/>
-        <w:spacing w:before="200" w:after="120"/>
-        <w:pBdr>
-          <w:bottom w:val="single" w:sz="8" w:space="2" w:color="1A1A1A"/>
-        </w:pBdr>
+        <w:spacing w:after="0" w:before="0" w:line="20" w:lineRule="exact"/>
       </w:pPr>
       <w:r>
         <w:rPr>
-          <w:b/>
-          <w:i w:val="0"/>
-          <w:color w:val="1A1A1A"/>
-          <w:sz w:val="24"/>
+          <w:sz w:val="2"/>
         </w:rPr>
-        <w:t>4.  Learning Target and Essential Question</w:t>
-      </w:r>
-    </w:p>
-    <w:p>
-      <w:pPr>
-        <w:spacing w:before="40" w:after="60"/>
-      </w:pPr>
-      <w:r>
-        <w:rPr>
-          <w:b/>
-          <w:i w:val="0"/>
-          <w:color w:val="1A1A1A"/>
-          <w:sz w:val="21"/>
-        </w:rPr>
-        <w:t>Learning target.</w:t>
-      </w:r>
-      <w:r>
-        <w:rPr>
-          <w:b w:val="0"/>
-          <w:i w:val="0"/>
-          <w:color w:val="1A1A1A"/>
-          <w:sz w:val="21"/>
-        </w:rPr>
-        <w:t xml:space="preserve">  I can rewrite an algebraic expression with negative exponents using only positive exponents, and apply several laws of exponents to a monomial expression.</w:t>
-      </w:r>
-    </w:p>
-    <w:p>
-      <w:pPr>
-        <w:spacing w:before="0" w:after="60"/>
-      </w:pPr>
-      <w:r>
-        <w:rPr>
-          <w:b/>
-          <w:i w:val="0"/>
-          <w:color w:val="1A1A1A"/>
-          <w:sz w:val="21"/>
-        </w:rPr>
-        <w:t>Essential question.</w:t>
-      </w:r>
-      <w:r>
-        <w:rPr>
-          <w:b w:val="0"/>
-          <w:i w:val="0"/>
-          <w:color w:val="1A1A1A"/>
-          <w:sz w:val="21"/>
-        </w:rPr>
-        <w:t xml:space="preserve">  What does a negative exponent on a variable mean, and how do several laws combine in one expression?</w:t>
-      </w:r>
-    </w:p>
-    <w:p>
-      <w:pPr>
-        <w:spacing w:before="0" w:after="40"/>
-      </w:pPr>
-      <w:r>
-        <w:rPr>
-          <w:b/>
-          <w:i w:val="0"/>
-          <w:color w:val="1A1A1A"/>
-          <w:sz w:val="20"/>
-        </w:rPr>
-        <w:t>Building on.</w:t>
-      </w:r>
-      <w:r>
-        <w:rPr>
-          <w:b w:val="0"/>
-          <w:i w:val="0"/>
-          <w:color w:val="1A1A1A"/>
-          <w:sz w:val="20"/>
-        </w:rPr>
-        <w:t xml:space="preserve">  MA.8.NSO.1.3 (3.04–3.05) — the negative exponent law with numerical bases; T-A1 — product, power and quotient laws with variable bases.</w:t>
-      </w:r>
-    </w:p>
-    <w:p>
-      <w:pPr>
-        <w:spacing w:before="0" w:after="80"/>
-      </w:pPr>
-      <w:r>
-        <w:rPr>
-          <w:b/>
-          <w:i w:val="0"/>
-          <w:color w:val="1A1A1A"/>
-          <w:sz w:val="20"/>
-        </w:rPr>
-        <w:t>Working toward.</w:t>
-      </w:r>
-      <w:r>
-        <w:rPr>
-          <w:b w:val="0"/>
-          <w:i w:val="0"/>
-          <w:color w:val="1A1A1A"/>
-          <w:sz w:val="20"/>
-        </w:rPr>
-        <w:t xml:space="preserve">  3.08–3.09 — scientific notation, where 10</w:t>
-      </w:r>
-      <w:r>
-        <w:rPr>
-          <w:b w:val="0"/>
-          <w:i w:val="0"/>
-          <w:color w:val="1A1A1A"/>
-          <w:sz w:val="20"/>
-          <w:vertAlign w:val="superscript"/>
-        </w:rPr>
-        <w:t>-n</w:t>
-      </w:r>
-      <w:r>
-        <w:rPr>
-          <w:b w:val="0"/>
-          <w:i w:val="0"/>
-          <w:color w:val="1A1A1A"/>
-          <w:sz w:val="20"/>
-        </w:rPr>
-        <w:t xml:space="preserve"> carries the small numbers; MA.912.NSO.1.2 — rational exponents in Algebra 1.</w:t>
       </w:r>
     </w:p>
     <w:p>
@@ -1323,6 +1412,7 @@
           </w:tcPr>
           <w:p>
             <w:pPr>
+              <w:keepNext/>
               <w:spacing w:after="0"/>
               <w:jc w:val="center"/>
             </w:pPr>
@@ -1356,6 +1446,7 @@
           </w:tcPr>
           <w:p>
             <w:pPr>
+              <w:keepNext/>
               <w:spacing w:after="0"/>
               <w:jc w:val="center"/>
             </w:pPr>
@@ -1389,6 +1480,7 @@
           </w:tcPr>
           <w:p>
             <w:pPr>
+              <w:keepNext/>
               <w:spacing w:after="0"/>
               <w:jc w:val="center"/>
             </w:pPr>
@@ -1422,6 +1514,7 @@
           </w:tcPr>
           <w:p>
             <w:pPr>
+              <w:keepNext/>
               <w:spacing w:after="0"/>
               <w:jc w:val="center"/>
             </w:pPr>
@@ -2849,91 +2942,134 @@
         </w:rPr>
       </w:r>
     </w:p>
+    <w:tbl>
+      <w:tblPr>
+        <w:tblLayout w:type="fixed"/>
+        <w:tblLook w:firstColumn="1" w:firstRow="1" w:lastColumn="0" w:lastRow="0" w:noHBand="0" w:noVBand="1" w:val="04A0"/>
+        <w:tblLayout w:type="fixed"/>
+        <w:tblW w:w="9360" w:type="dxa"/>
+      </w:tblPr>
+      <w:tblGrid>
+        <w:gridCol w:w="9360"/>
+      </w:tblGrid>
+      <w:tr>
+        <w:trPr>
+          <w:cantSplit/>
+        </w:trPr>
+        <w:tc>
+          <w:tcPr>
+            <w:tcW w:type="dxa" w:w="9360"/>
+            <w:tcBorders>
+              <w:top w:val="nil"/>
+              <w:left w:val="nil"/>
+              <w:bottom w:val="nil"/>
+              <w:right w:val="nil"/>
+            </w:tcBorders>
+            <w:tcMar>
+              <w:top w:w="0" w:type="dxa"/>
+              <w:left w:w="0" w:type="dxa"/>
+              <w:bottom w:w="0" w:type="dxa"/>
+              <w:right w:w="0" w:type="dxa"/>
+            </w:tcMar>
+          </w:tcPr>
+          <w:p>
+            <w:pPr>
+              <w:keepNext/>
+              <w:spacing w:before="200" w:after="120"/>
+              <w:pBdr>
+                <w:bottom w:val="single" w:sz="8" w:space="2" w:color="1A1A1A"/>
+              </w:pBdr>
+            </w:pPr>
+            <w:r>
+              <w:rPr>
+                <w:b/>
+                <w:i w:val="0"/>
+                <w:color w:val="1A1A1A"/>
+                <w:sz w:val="24"/>
+              </w:rPr>
+              <w:t>6.  Gradual Release</w:t>
+            </w:r>
+          </w:p>
+          <w:p>
+            <w:pPr>
+              <w:spacing w:before="40" w:after="60"/>
+            </w:pPr>
+            <w:r>
+              <w:rPr>
+                <w:b/>
+                <w:i w:val="0"/>
+                <w:color w:val="1A1A1A"/>
+                <w:sz w:val="21"/>
+              </w:rPr>
+              <w:t>I do.</w:t>
+            </w:r>
+            <w:r>
+              <w:rPr>
+                <w:b w:val="0"/>
+                <w:i w:val="0"/>
+                <w:color w:val="1A1A1A"/>
+                <w:sz w:val="21"/>
+              </w:rPr>
+              <w:t xml:space="preserve">  The Notes slides and the worked half of each Example: the teacher writes, the class copies, and the OFF line is said out loud rather than printed.</w:t>
+            </w:r>
+          </w:p>
+          <w:p>
+            <w:pPr>
+              <w:spacing w:before="0" w:after="60"/>
+            </w:pPr>
+            <w:r>
+              <w:rPr>
+                <w:b/>
+                <w:i w:val="0"/>
+                <w:color w:val="1A1A1A"/>
+                <w:sz w:val="21"/>
+              </w:rPr>
+              <w:t>We do.</w:t>
+            </w:r>
+            <w:r>
+              <w:rPr>
+                <w:b w:val="0"/>
+                <w:i w:val="0"/>
+                <w:color w:val="1A1A1A"/>
+                <w:sz w:val="21"/>
+              </w:rPr>
+              <w:t xml:space="preserve">  Each Example's Your Turn: the same steps on the student's own numbers, revealed and named a minute later.</w:t>
+            </w:r>
+          </w:p>
+          <w:p>
+            <w:pPr>
+              <w:spacing w:before="0" w:after="80"/>
+            </w:pPr>
+            <w:r>
+              <w:rPr>
+                <w:b/>
+                <w:i w:val="0"/>
+                <w:color w:val="1A1A1A"/>
+                <w:sz w:val="21"/>
+              </w:rPr>
+              <w:t>You do.</w:t>
+            </w:r>
+            <w:r>
+              <w:rPr>
+                <w:b w:val="0"/>
+                <w:i w:val="0"/>
+                <w:color w:val="1A1A1A"/>
+                <w:sz w:val="21"/>
+              </w:rPr>
+              <w:t xml:space="preserve">  The nine-question whiteboard round (13 minutes) and then the six-question independent set, silent and written.</w:t>
+            </w:r>
+          </w:p>
+        </w:tc>
+      </w:tr>
+    </w:tbl>
     <w:p>
       <w:pPr>
-        <w:keepNext/>
-        <w:spacing w:before="200" w:after="120"/>
-        <w:pBdr>
-          <w:bottom w:val="single" w:sz="8" w:space="2" w:color="1A1A1A"/>
-        </w:pBdr>
+        <w:spacing w:after="0" w:before="0" w:line="20" w:lineRule="exact"/>
       </w:pPr>
       <w:r>
         <w:rPr>
-          <w:b/>
-          <w:i w:val="0"/>
-          <w:color w:val="1A1A1A"/>
-          <w:sz w:val="24"/>
+          <w:sz w:val="2"/>
         </w:rPr>
-        <w:t>6.  Gradual Release</w:t>
-      </w:r>
-    </w:p>
-    <w:p>
-      <w:pPr>
-        <w:spacing w:before="40" w:after="60"/>
-      </w:pPr>
-      <w:r>
-        <w:rPr>
-          <w:b/>
-          <w:i w:val="0"/>
-          <w:color w:val="1A1A1A"/>
-          <w:sz w:val="21"/>
-        </w:rPr>
-        <w:t>I do.</w:t>
-      </w:r>
-      <w:r>
-        <w:rPr>
-          <w:b w:val="0"/>
-          <w:i w:val="0"/>
-          <w:color w:val="1A1A1A"/>
-          <w:sz w:val="21"/>
-        </w:rPr>
-        <w:t xml:space="preserve">  The Notes slides and the worked half of each Example: the teacher writes, the class copies, and the OFF line is said out loud rather than printed.</w:t>
-      </w:r>
-    </w:p>
-    <w:p>
-      <w:pPr>
-        <w:spacing w:before="0" w:after="60"/>
-      </w:pPr>
-      <w:r>
-        <w:rPr>
-          <w:b/>
-          <w:i w:val="0"/>
-          <w:color w:val="1A1A1A"/>
-          <w:sz w:val="21"/>
-        </w:rPr>
-        <w:t>We do.</w:t>
-      </w:r>
-      <w:r>
-        <w:rPr>
-          <w:b w:val="0"/>
-          <w:i w:val="0"/>
-          <w:color w:val="1A1A1A"/>
-          <w:sz w:val="21"/>
-        </w:rPr>
-        <w:t xml:space="preserve">  Each Example's Your Turn: the same steps on the student's own numbers, revealed and named a minute later.</w:t>
-      </w:r>
-    </w:p>
-    <w:p>
-      <w:pPr>
-        <w:spacing w:before="0" w:after="80"/>
-      </w:pPr>
-      <w:r>
-        <w:rPr>
-          <w:b/>
-          <w:i w:val="0"/>
-          <w:color w:val="1A1A1A"/>
-          <w:sz w:val="21"/>
-        </w:rPr>
-        <w:t>You do.</w:t>
-      </w:r>
-      <w:r>
-        <w:rPr>
-          <w:b w:val="0"/>
-          <w:i w:val="0"/>
-          <w:color w:val="1A1A1A"/>
-          <w:sz w:val="21"/>
-        </w:rPr>
-        <w:t xml:space="preserve">  The nine-question whiteboard round (13 minutes) and then the six-question independent set, silent and written.</w:t>
       </w:r>
     </w:p>
     <w:p>
@@ -2989,6 +3125,7 @@
           </w:tcPr>
           <w:p>
             <w:pPr>
+              <w:keepNext/>
               <w:spacing w:after="0"/>
               <w:jc w:val="center"/>
             </w:pPr>
@@ -3022,6 +3159,7 @@
           </w:tcPr>
           <w:p>
             <w:pPr>
+              <w:keepNext/>
               <w:spacing w:after="0"/>
               <w:jc w:val="center"/>
             </w:pPr>
@@ -3452,6 +3590,7 @@
           </w:tcPr>
           <w:p>
             <w:pPr>
+              <w:keepNext/>
               <w:spacing w:after="0"/>
               <w:jc w:val="center"/>
             </w:pPr>
@@ -3485,6 +3624,7 @@
           </w:tcPr>
           <w:p>
             <w:pPr>
+              <w:keepNext/>
               <w:spacing w:after="0"/>
               <w:jc w:val="center"/>
             </w:pPr>
@@ -3518,6 +3658,7 @@
           </w:tcPr>
           <w:p>
             <w:pPr>
+              <w:keepNext/>
               <w:spacing w:after="0"/>
               <w:jc w:val="center"/>
             </w:pPr>
@@ -3551,6 +3692,7 @@
           </w:tcPr>
           <w:p>
             <w:pPr>
+              <w:keepNext/>
               <w:spacing w:after="0"/>
               <w:jc w:val="center"/>
             </w:pPr>
@@ -5512,380 +5654,466 @@
         <w:t xml:space="preserve">  When a board splits — no option holding about two-thirds of the room — sixty seconds of “convince the person next to you”, then re-vote, then reveal. The minute comes out of the whiteboard remainder.</w:t>
       </w:r>
     </w:p>
+    <w:tbl>
+      <w:tblPr>
+        <w:tblLayout w:type="fixed"/>
+        <w:tblLook w:firstColumn="1" w:firstRow="1" w:lastColumn="0" w:lastRow="0" w:noHBand="0" w:noVBand="1" w:val="04A0"/>
+        <w:tblLayout w:type="fixed"/>
+        <w:tblW w:w="9360" w:type="dxa"/>
+      </w:tblPr>
+      <w:tblGrid>
+        <w:gridCol w:w="9360"/>
+      </w:tblGrid>
+      <w:tr>
+        <w:trPr>
+          <w:cantSplit/>
+        </w:trPr>
+        <w:tc>
+          <w:tcPr>
+            <w:tcW w:type="dxa" w:w="9360"/>
+            <w:tcBorders>
+              <w:top w:val="nil"/>
+              <w:left w:val="nil"/>
+              <w:bottom w:val="nil"/>
+              <w:right w:val="nil"/>
+            </w:tcBorders>
+            <w:tcMar>
+              <w:top w:w="0" w:type="dxa"/>
+              <w:left w:w="0" w:type="dxa"/>
+              <w:bottom w:w="0" w:type="dxa"/>
+              <w:right w:w="0" w:type="dxa"/>
+            </w:tcMar>
+          </w:tcPr>
+          <w:p>
+            <w:pPr>
+              <w:keepNext/>
+              <w:spacing w:before="200" w:after="120"/>
+              <w:pBdr>
+                <w:bottom w:val="single" w:sz="8" w:space="2" w:color="1A1A1A"/>
+              </w:pBdr>
+            </w:pPr>
+            <w:r>
+              <w:rPr>
+                <w:b/>
+                <w:i w:val="0"/>
+                <w:color w:val="1A1A1A"/>
+                <w:sz w:val="24"/>
+              </w:rPr>
+              <w:t>9.  Differentiation</w:t>
+            </w:r>
+          </w:p>
+          <w:p>
+            <w:pPr>
+              <w:spacing w:before="40" w:after="60"/>
+            </w:pPr>
+            <w:r>
+              <w:rPr>
+                <w:b/>
+                <w:i w:val="0"/>
+                <w:color w:val="1A1A1A"/>
+                <w:sz w:val="21"/>
+              </w:rPr>
+              <w:t>ESE / IEP.</w:t>
+            </w:r>
+            <w:r>
+              <w:rPr>
+                <w:b w:val="0"/>
+                <w:i w:val="0"/>
+                <w:color w:val="1A1A1A"/>
+                <w:sz w:val="21"/>
+              </w:rPr>
+              <w:t xml:space="preserve">  Give the fraction bar as a picture: a factor with a negative exponent crosses the bar and the minus disappears. The first four boards are one crossing each, and the student draws the arrow before writing the answer.</w:t>
+            </w:r>
+          </w:p>
+          <w:p>
+            <w:pPr>
+              <w:spacing w:before="0" w:after="60"/>
+            </w:pPr>
+            <w:r>
+              <w:rPr>
+                <w:b/>
+                <w:i w:val="0"/>
+                <w:color w:val="1A1A1A"/>
+                <w:sz w:val="21"/>
+              </w:rPr>
+              <w:t>ELL.</w:t>
+            </w:r>
+            <w:r>
+              <w:rPr>
+                <w:b w:val="0"/>
+                <w:i w:val="0"/>
+                <w:color w:val="1A1A1A"/>
+                <w:sz w:val="21"/>
+              </w:rPr>
+              <w:t xml:space="preserve">  Simplified form has a specific meaning here. Write it on the board as a checklist — every exponent positive, every like base combined — and point at it before each board goes up.</w:t>
+            </w:r>
+          </w:p>
+          <w:p>
+            <w:pPr>
+              <w:spacing w:before="0" w:after="80"/>
+            </w:pPr>
+            <w:r>
+              <w:rPr>
+                <w:b/>
+                <w:i w:val="0"/>
+                <w:color w:val="1A1A1A"/>
+                <w:sz w:val="21"/>
+              </w:rPr>
+              <w:t>Enrichment.</w:t>
+            </w:r>
+            <w:r>
+              <w:rPr>
+                <w:b w:val="0"/>
+                <w:i w:val="0"/>
+                <w:color w:val="1A1A1A"/>
+                <w:sz w:val="21"/>
+              </w:rPr>
+              <w:t xml:space="preserve">  Ask for (2x</w:t>
+            </w:r>
+            <w:r>
+              <w:rPr>
+                <w:b w:val="0"/>
+                <w:i w:val="0"/>
+                <w:color w:val="1A1A1A"/>
+                <w:sz w:val="21"/>
+                <w:vertAlign w:val="superscript"/>
+              </w:rPr>
+              <w:t>-1</w:t>
+            </w:r>
+            <w:r>
+              <w:rPr>
+                <w:b w:val="0"/>
+                <w:i w:val="0"/>
+                <w:color w:val="1A1A1A"/>
+                <w:sz w:val="21"/>
+              </w:rPr>
+              <w:t>y</w:t>
+            </w:r>
+            <w:r>
+              <w:rPr>
+                <w:b w:val="0"/>
+                <w:i w:val="0"/>
+                <w:color w:val="1A1A1A"/>
+                <w:sz w:val="21"/>
+                <w:vertAlign w:val="superscript"/>
+              </w:rPr>
+              <w:t>2</w:t>
+            </w:r>
+            <w:r>
+              <w:rPr>
+                <w:b w:val="0"/>
+                <w:i w:val="0"/>
+                <w:color w:val="1A1A1A"/>
+                <w:sz w:val="21"/>
+              </w:rPr>
+              <w:t>)</w:t>
+            </w:r>
+            <w:r>
+              <w:rPr>
+                <w:b w:val="0"/>
+                <w:i w:val="0"/>
+                <w:color w:val="1A1A1A"/>
+                <w:sz w:val="21"/>
+                <w:vertAlign w:val="superscript"/>
+              </w:rPr>
+              <w:t>-3</w:t>
+            </w:r>
+            <w:r>
+              <w:rPr>
+                <w:b w:val="0"/>
+                <w:i w:val="0"/>
+                <w:color w:val="1A1A1A"/>
+                <w:sz w:val="21"/>
+              </w:rPr>
+              <w:t xml:space="preserve"> with positive exponents only, and for the n that makes x</w:t>
+            </w:r>
+            <w:r>
+              <w:rPr>
+                <w:b w:val="0"/>
+                <w:i w:val="0"/>
+                <w:color w:val="1A1A1A"/>
+                <w:sz w:val="21"/>
+                <w:vertAlign w:val="superscript"/>
+              </w:rPr>
+              <w:t>-2</w:t>
+            </w:r>
+            <w:r>
+              <w:rPr>
+                <w:b w:val="0"/>
+                <w:i w:val="0"/>
+                <w:color w:val="1A1A1A"/>
+                <w:sz w:val="21"/>
+              </w:rPr>
+              <w:t xml:space="preserve"> · x</w:t>
+            </w:r>
+            <w:r>
+              <w:rPr>
+                <w:b w:val="0"/>
+                <w:i w:val="0"/>
+                <w:color w:val="1A1A1A"/>
+                <w:sz w:val="21"/>
+                <w:vertAlign w:val="superscript"/>
+              </w:rPr>
+              <w:t>n</w:t>
+            </w:r>
+            <w:r>
+              <w:rPr>
+                <w:b w:val="0"/>
+                <w:i w:val="0"/>
+                <w:color w:val="1A1A1A"/>
+                <w:sz w:val="21"/>
+              </w:rPr>
+              <w:t xml:space="preserve"> = 1.</w:t>
+            </w:r>
+          </w:p>
+        </w:tc>
+      </w:tr>
+    </w:tbl>
     <w:p>
       <w:pPr>
-        <w:keepNext/>
-        <w:spacing w:before="200" w:after="120"/>
-        <w:pBdr>
-          <w:bottom w:val="single" w:sz="8" w:space="2" w:color="1A1A1A"/>
-        </w:pBdr>
+        <w:spacing w:after="0" w:before="0" w:line="20" w:lineRule="exact"/>
       </w:pPr>
       <w:r>
         <w:rPr>
-          <w:b/>
-          <w:i w:val="0"/>
-          <w:color w:val="1A1A1A"/>
-          <w:sz w:val="24"/>
+          <w:sz w:val="2"/>
         </w:rPr>
-        <w:t>9.  Differentiation</w:t>
       </w:r>
     </w:p>
+    <w:tbl>
+      <w:tblPr>
+        <w:tblLayout w:type="fixed"/>
+        <w:tblLook w:firstColumn="1" w:firstRow="1" w:lastColumn="0" w:lastRow="0" w:noHBand="0" w:noVBand="1" w:val="04A0"/>
+        <w:tblLayout w:type="fixed"/>
+        <w:tblW w:w="9360" w:type="dxa"/>
+      </w:tblPr>
+      <w:tblGrid>
+        <w:gridCol w:w="9360"/>
+      </w:tblGrid>
+      <w:tr>
+        <w:trPr>
+          <w:cantSplit/>
+        </w:trPr>
+        <w:tc>
+          <w:tcPr>
+            <w:tcW w:type="dxa" w:w="9360"/>
+            <w:tcBorders>
+              <w:top w:val="nil"/>
+              <w:left w:val="nil"/>
+              <w:bottom w:val="nil"/>
+              <w:right w:val="nil"/>
+            </w:tcBorders>
+            <w:tcMar>
+              <w:top w:w="0" w:type="dxa"/>
+              <w:left w:w="0" w:type="dxa"/>
+              <w:bottom w:w="0" w:type="dxa"/>
+              <w:right w:w="0" w:type="dxa"/>
+            </w:tcMar>
+          </w:tcPr>
+          <w:p>
+            <w:pPr>
+              <w:keepNext/>
+              <w:spacing w:before="200" w:after="120"/>
+              <w:pBdr>
+                <w:bottom w:val="single" w:sz="8" w:space="2" w:color="1A1A1A"/>
+              </w:pBdr>
+            </w:pPr>
+            <w:r>
+              <w:rPr>
+                <w:b/>
+                <w:i w:val="0"/>
+                <w:color w:val="1A1A1A"/>
+                <w:sz w:val="24"/>
+              </w:rPr>
+              <w:t>10.  Closure, Vocabulary, Materials, Practice</w:t>
+            </w:r>
+          </w:p>
+          <w:p>
+            <w:pPr>
+              <w:spacing w:before="40" w:after="60"/>
+            </w:pPr>
+            <w:r>
+              <w:rPr>
+                <w:b/>
+                <w:i w:val="0"/>
+                <w:color w:val="1A1A1A"/>
+                <w:sz w:val="21"/>
+              </w:rPr>
+              <w:t>Closure.</w:t>
+            </w:r>
+            <w:r>
+              <w:rPr>
+                <w:b w:val="0"/>
+                <w:i w:val="0"/>
+                <w:color w:val="1A1A1A"/>
+                <w:sz w:val="21"/>
+              </w:rPr>
+              <w:t xml:space="preserve">  Board 9 is written work and it is the exit evidence: the student has to name x</w:t>
+            </w:r>
+            <w:r>
+              <w:rPr>
+                <w:b w:val="0"/>
+                <w:i w:val="0"/>
+                <w:color w:val="1A1A1A"/>
+                <w:sz w:val="21"/>
+                <w:vertAlign w:val="superscript"/>
+              </w:rPr>
+              <w:t>-3</w:t>
+            </w:r>
+            <w:r>
+              <w:rPr>
+                <w:b w:val="0"/>
+                <w:i w:val="0"/>
+                <w:color w:val="1A1A1A"/>
+                <w:sz w:val="21"/>
+              </w:rPr>
+              <w:t xml:space="preserve"> as the reciprocal of x</w:t>
+            </w:r>
+            <w:r>
+              <w:rPr>
+                <w:b w:val="0"/>
+                <w:i w:val="0"/>
+                <w:color w:val="1A1A1A"/>
+                <w:sz w:val="21"/>
+                <w:vertAlign w:val="superscript"/>
+              </w:rPr>
+              <w:t>3</w:t>
+            </w:r>
+            <w:r>
+              <w:rPr>
+                <w:b w:val="0"/>
+                <w:i w:val="0"/>
+                <w:color w:val="1A1A1A"/>
+                <w:sz w:val="21"/>
+              </w:rPr>
+              <w:t xml:space="preserve"> and give both values at x = 2. Read the boards, not the papers.</w:t>
+            </w:r>
+          </w:p>
+          <w:p>
+            <w:pPr>
+              <w:spacing w:before="0" w:after="60"/>
+            </w:pPr>
+            <w:r>
+              <w:rPr>
+                <w:b/>
+                <w:i w:val="0"/>
+                <w:color w:val="1A1A1A"/>
+                <w:sz w:val="21"/>
+              </w:rPr>
+              <w:t>Vocabulary.</w:t>
+            </w:r>
+            <w:r>
+              <w:rPr>
+                <w:b w:val="0"/>
+                <w:i w:val="0"/>
+                <w:color w:val="1A1A1A"/>
+                <w:sz w:val="21"/>
+              </w:rPr>
+              <w:t xml:space="preserve">  </w:t>
+            </w:r>
+            <w:r>
+              <w:rPr>
+                <w:b/>
+                <w:i w:val="0"/>
+                <w:color w:val="0B5394"/>
+                <w:sz w:val="21"/>
+              </w:rPr>
+              <w:t>negative exponent law</w:t>
+            </w:r>
+            <w:r>
+              <w:rPr>
+                <w:b w:val="0"/>
+                <w:i w:val="0"/>
+                <w:color w:val="1A1A1A"/>
+                <w:sz w:val="21"/>
+              </w:rPr>
+              <w:t xml:space="preserve">; </w:t>
+            </w:r>
+            <w:r>
+              <w:rPr>
+                <w:b/>
+                <w:i w:val="0"/>
+                <w:color w:val="0B5394"/>
+                <w:sz w:val="21"/>
+              </w:rPr>
+              <w:t>simplified form</w:t>
+            </w:r>
+          </w:p>
+          <w:p>
+            <w:pPr>
+              <w:spacing w:before="0" w:after="60"/>
+            </w:pPr>
+            <w:r>
+              <w:rPr>
+                <w:b/>
+                <w:i w:val="0"/>
+                <w:color w:val="1A1A1A"/>
+                <w:sz w:val="21"/>
+              </w:rPr>
+              <w:t>Materials.</w:t>
+            </w:r>
+            <w:r>
+              <w:rPr>
+                <w:b w:val="0"/>
+                <w:i w:val="0"/>
+                <w:color w:val="1A1A1A"/>
+                <w:sz w:val="21"/>
+              </w:rPr>
+              <w:t xml:space="preserve">  Whiteboards and markers. Calculators are allowed on everything; 4</w:t>
+            </w:r>
+            <w:r>
+              <w:rPr>
+                <w:b w:val="0"/>
+                <w:i w:val="0"/>
+                <w:color w:val="1A1A1A"/>
+                <w:sz w:val="21"/>
+                <w:vertAlign w:val="superscript"/>
+              </w:rPr>
+              <w:t>5</w:t>
+            </w:r>
+            <w:r>
+              <w:rPr>
+                <w:b w:val="0"/>
+                <w:i w:val="0"/>
+                <w:color w:val="1A1A1A"/>
+                <w:sz w:val="21"/>
+              </w:rPr>
+              <w:t xml:space="preserve"> = 1,024 in Example 2 is the one computation worth a calculator.</w:t>
+            </w:r>
+          </w:p>
+          <w:p>
+            <w:pPr>
+              <w:spacing w:before="0" w:after="80"/>
+            </w:pPr>
+            <w:r>
+              <w:rPr>
+                <w:b/>
+                <w:i w:val="0"/>
+                <w:color w:val="1A1A1A"/>
+                <w:sz w:val="21"/>
+              </w:rPr>
+              <w:t>Practice.</w:t>
+            </w:r>
+            <w:r>
+              <w:rPr>
+                <w:b w:val="0"/>
+                <w:i w:val="0"/>
+                <w:color w:val="1A1A1A"/>
+                <w:sz w:val="21"/>
+              </w:rPr>
+              <w:t xml:space="preserve">  The six-question independent set is worked silently in class; whatever is not finished goes home. IXL, all skills required to a SmartScore of 67, due at the start of the next class: Variables with negative exponents — 2NL; Multiply and divide powers: variable bases — 85P.</w:t>
+            </w:r>
+          </w:p>
+        </w:tc>
+      </w:tr>
+    </w:tbl>
     <w:p>
       <w:pPr>
-        <w:spacing w:before="40" w:after="60"/>
+        <w:spacing w:after="0" w:before="0" w:line="20" w:lineRule="exact"/>
       </w:pPr>
       <w:r>
         <w:rPr>
-          <w:b/>
-          <w:i w:val="0"/>
-          <w:color w:val="1A1A1A"/>
-          <w:sz w:val="21"/>
+          <w:sz w:val="2"/>
         </w:rPr>
-        <w:t>ESE / IEP.</w:t>
-      </w:r>
-      <w:r>
-        <w:rPr>
-          <w:b w:val="0"/>
-          <w:i w:val="0"/>
-          <w:color w:val="1A1A1A"/>
-          <w:sz w:val="21"/>
-        </w:rPr>
-        <w:t xml:space="preserve">  Give the fraction bar as a picture: a factor with a negative exponent crosses the bar and the minus disappears. The first four boards are one crossing each, and the student draws the arrow before writing the answer.</w:t>
-      </w:r>
-    </w:p>
-    <w:p>
-      <w:pPr>
-        <w:spacing w:before="0" w:after="60"/>
-      </w:pPr>
-      <w:r>
-        <w:rPr>
-          <w:b/>
-          <w:i w:val="0"/>
-          <w:color w:val="1A1A1A"/>
-          <w:sz w:val="21"/>
-        </w:rPr>
-        <w:t>ELL.</w:t>
-      </w:r>
-      <w:r>
-        <w:rPr>
-          <w:b w:val="0"/>
-          <w:i w:val="0"/>
-          <w:color w:val="1A1A1A"/>
-          <w:sz w:val="21"/>
-        </w:rPr>
-        <w:t xml:space="preserve">  Simplified form has a specific meaning here. Write it on the board as a checklist — every exponent positive, every like base combined — and point at it before each board goes up.</w:t>
-      </w:r>
-    </w:p>
-    <w:p>
-      <w:pPr>
-        <w:spacing w:before="0" w:after="80"/>
-      </w:pPr>
-      <w:r>
-        <w:rPr>
-          <w:b/>
-          <w:i w:val="0"/>
-          <w:color w:val="1A1A1A"/>
-          <w:sz w:val="21"/>
-        </w:rPr>
-        <w:t>Enrichment.</w:t>
-      </w:r>
-      <w:r>
-        <w:rPr>
-          <w:b w:val="0"/>
-          <w:i w:val="0"/>
-          <w:color w:val="1A1A1A"/>
-          <w:sz w:val="21"/>
-        </w:rPr>
-        <w:t xml:space="preserve">  Ask for (2x</w:t>
-      </w:r>
-      <w:r>
-        <w:rPr>
-          <w:b w:val="0"/>
-          <w:i w:val="0"/>
-          <w:color w:val="1A1A1A"/>
-          <w:sz w:val="21"/>
-          <w:vertAlign w:val="superscript"/>
-        </w:rPr>
-        <w:t>-1</w:t>
-      </w:r>
-      <w:r>
-        <w:rPr>
-          <w:b w:val="0"/>
-          <w:i w:val="0"/>
-          <w:color w:val="1A1A1A"/>
-          <w:sz w:val="21"/>
-        </w:rPr>
-        <w:t>y</w:t>
-      </w:r>
-      <w:r>
-        <w:rPr>
-          <w:b w:val="0"/>
-          <w:i w:val="0"/>
-          <w:color w:val="1A1A1A"/>
-          <w:sz w:val="21"/>
-          <w:vertAlign w:val="superscript"/>
-        </w:rPr>
-        <w:t>2</w:t>
-      </w:r>
-      <w:r>
-        <w:rPr>
-          <w:b w:val="0"/>
-          <w:i w:val="0"/>
-          <w:color w:val="1A1A1A"/>
-          <w:sz w:val="21"/>
-        </w:rPr>
-        <w:t>)</w:t>
-      </w:r>
-      <w:r>
-        <w:rPr>
-          <w:b w:val="0"/>
-          <w:i w:val="0"/>
-          <w:color w:val="1A1A1A"/>
-          <w:sz w:val="21"/>
-          <w:vertAlign w:val="superscript"/>
-        </w:rPr>
-        <w:t>-3</w:t>
-      </w:r>
-      <w:r>
-        <w:rPr>
-          <w:b w:val="0"/>
-          <w:i w:val="0"/>
-          <w:color w:val="1A1A1A"/>
-          <w:sz w:val="21"/>
-        </w:rPr>
-        <w:t xml:space="preserve"> with positive exponents only, and for the n that makes x</w:t>
-      </w:r>
-      <w:r>
-        <w:rPr>
-          <w:b w:val="0"/>
-          <w:i w:val="0"/>
-          <w:color w:val="1A1A1A"/>
-          <w:sz w:val="21"/>
-          <w:vertAlign w:val="superscript"/>
-        </w:rPr>
-        <w:t>-2</w:t>
-      </w:r>
-      <w:r>
-        <w:rPr>
-          <w:b w:val="0"/>
-          <w:i w:val="0"/>
-          <w:color w:val="1A1A1A"/>
-          <w:sz w:val="21"/>
-        </w:rPr>
-        <w:t xml:space="preserve"> · x</w:t>
-      </w:r>
-      <w:r>
-        <w:rPr>
-          <w:b w:val="0"/>
-          <w:i w:val="0"/>
-          <w:color w:val="1A1A1A"/>
-          <w:sz w:val="21"/>
-          <w:vertAlign w:val="superscript"/>
-        </w:rPr>
-        <w:t>n</w:t>
-      </w:r>
-      <w:r>
-        <w:rPr>
-          <w:b w:val="0"/>
-          <w:i w:val="0"/>
-          <w:color w:val="1A1A1A"/>
-          <w:sz w:val="21"/>
-        </w:rPr>
-        <w:t xml:space="preserve"> = 1.</w:t>
-      </w:r>
-    </w:p>
-    <w:p>
-      <w:pPr>
-        <w:keepNext/>
-        <w:spacing w:before="200" w:after="120"/>
-        <w:pBdr>
-          <w:bottom w:val="single" w:sz="8" w:space="2" w:color="1A1A1A"/>
-        </w:pBdr>
-      </w:pPr>
-      <w:r>
-        <w:rPr>
-          <w:b/>
-          <w:i w:val="0"/>
-          <w:color w:val="1A1A1A"/>
-          <w:sz w:val="24"/>
-        </w:rPr>
-        <w:t>10.  Closure, Vocabulary, Materials, Practice</w:t>
-      </w:r>
-    </w:p>
-    <w:p>
-      <w:pPr>
-        <w:spacing w:before="40" w:after="60"/>
-      </w:pPr>
-      <w:r>
-        <w:rPr>
-          <w:b/>
-          <w:i w:val="0"/>
-          <w:color w:val="1A1A1A"/>
-          <w:sz w:val="21"/>
-        </w:rPr>
-        <w:t>Closure.</w:t>
-      </w:r>
-      <w:r>
-        <w:rPr>
-          <w:b w:val="0"/>
-          <w:i w:val="0"/>
-          <w:color w:val="1A1A1A"/>
-          <w:sz w:val="21"/>
-        </w:rPr>
-        <w:t xml:space="preserve">  Board 9 is written work and it is the exit evidence: the student has to name x</w:t>
-      </w:r>
-      <w:r>
-        <w:rPr>
-          <w:b w:val="0"/>
-          <w:i w:val="0"/>
-          <w:color w:val="1A1A1A"/>
-          <w:sz w:val="21"/>
-          <w:vertAlign w:val="superscript"/>
-        </w:rPr>
-        <w:t>-3</w:t>
-      </w:r>
-      <w:r>
-        <w:rPr>
-          <w:b w:val="0"/>
-          <w:i w:val="0"/>
-          <w:color w:val="1A1A1A"/>
-          <w:sz w:val="21"/>
-        </w:rPr>
-        <w:t xml:space="preserve"> as the reciprocal of x</w:t>
-      </w:r>
-      <w:r>
-        <w:rPr>
-          <w:b w:val="0"/>
-          <w:i w:val="0"/>
-          <w:color w:val="1A1A1A"/>
-          <w:sz w:val="21"/>
-          <w:vertAlign w:val="superscript"/>
-        </w:rPr>
-        <w:t>3</w:t>
-      </w:r>
-      <w:r>
-        <w:rPr>
-          <w:b w:val="0"/>
-          <w:i w:val="0"/>
-          <w:color w:val="1A1A1A"/>
-          <w:sz w:val="21"/>
-        </w:rPr>
-        <w:t xml:space="preserve"> and give both values at x = 2. Read the boards, not the papers.</w:t>
-      </w:r>
-    </w:p>
-    <w:p>
-      <w:pPr>
-        <w:spacing w:before="0" w:after="60"/>
-      </w:pPr>
-      <w:r>
-        <w:rPr>
-          <w:b/>
-          <w:i w:val="0"/>
-          <w:color w:val="1A1A1A"/>
-          <w:sz w:val="21"/>
-        </w:rPr>
-        <w:t>Vocabulary.</w:t>
-      </w:r>
-      <w:r>
-        <w:rPr>
-          <w:b w:val="0"/>
-          <w:i w:val="0"/>
-          <w:color w:val="1A1A1A"/>
-          <w:sz w:val="21"/>
-        </w:rPr>
-        <w:t xml:space="preserve">  </w:t>
-      </w:r>
-      <w:r>
-        <w:rPr>
-          <w:b/>
-          <w:i w:val="0"/>
-          <w:color w:val="0B5394"/>
-          <w:sz w:val="21"/>
-        </w:rPr>
-        <w:t>negative exponent law</w:t>
-      </w:r>
-      <w:r>
-        <w:rPr>
-          <w:b w:val="0"/>
-          <w:i w:val="0"/>
-          <w:color w:val="1A1A1A"/>
-          <w:sz w:val="21"/>
-        </w:rPr>
-        <w:t xml:space="preserve">; </w:t>
-      </w:r>
-      <w:r>
-        <w:rPr>
-          <w:b/>
-          <w:i w:val="0"/>
-          <w:color w:val="0B5394"/>
-          <w:sz w:val="21"/>
-        </w:rPr>
-        <w:t>simplified form</w:t>
-      </w:r>
-    </w:p>
-    <w:p>
-      <w:pPr>
-        <w:spacing w:before="0" w:after="60"/>
-      </w:pPr>
-      <w:r>
-        <w:rPr>
-          <w:b/>
-          <w:i w:val="0"/>
-          <w:color w:val="1A1A1A"/>
-          <w:sz w:val="21"/>
-        </w:rPr>
-        <w:t>Materials.</w:t>
-      </w:r>
-      <w:r>
-        <w:rPr>
-          <w:b w:val="0"/>
-          <w:i w:val="0"/>
-          <w:color w:val="1A1A1A"/>
-          <w:sz w:val="21"/>
-        </w:rPr>
-        <w:t xml:space="preserve">  Whiteboards and markers. Calculators are allowed on everything; 4</w:t>
-      </w:r>
-      <w:r>
-        <w:rPr>
-          <w:b w:val="0"/>
-          <w:i w:val="0"/>
-          <w:color w:val="1A1A1A"/>
-          <w:sz w:val="21"/>
-          <w:vertAlign w:val="superscript"/>
-        </w:rPr>
-        <w:t>5</w:t>
-      </w:r>
-      <w:r>
-        <w:rPr>
-          <w:b w:val="0"/>
-          <w:i w:val="0"/>
-          <w:color w:val="1A1A1A"/>
-          <w:sz w:val="21"/>
-        </w:rPr>
-        <w:t xml:space="preserve"> = 1,024 in Example 2 is the one computation worth a calculator.</w:t>
-      </w:r>
-    </w:p>
-    <w:p>
-      <w:pPr>
-        <w:spacing w:before="0" w:after="80"/>
-      </w:pPr>
-      <w:r>
-        <w:rPr>
-          <w:b/>
-          <w:i w:val="0"/>
-          <w:color w:val="1A1A1A"/>
-          <w:sz w:val="21"/>
-        </w:rPr>
-        <w:t>Practice.</w:t>
-      </w:r>
-      <w:r>
-        <w:rPr>
-          <w:b w:val="0"/>
-          <w:i w:val="0"/>
-          <w:color w:val="1A1A1A"/>
-          <w:sz w:val="21"/>
-        </w:rPr>
-        <w:t xml:space="preserve">  The six-question independent set is worked silently in class; whatever is not finished goes home. IXL, all skills required to a SmartScore of 67, due at the start of the next class: Variables with negative exponents — 2NL; Multiply and divide powers: variable bases — 85P.</w:t>
       </w:r>
     </w:p>
     <w:sectPr>

--- a/a7/packages/A7 Unit 3 - Exponents and Scientific Notation/Lesson Plans/A7 3.T2  Lesson Plan.docx
+++ b/a7/packages/A7 Unit 3 - Exponents and Scientific Notation/Lesson Plans/A7 3.T2  Lesson Plan.docx
@@ -4678,7 +4678,7 @@
                 <w:color w:val="9E1B32"/>
                 <w:sz w:val="18"/>
               </w:rPr>
-              <w:t>A — 1/x</w:t>
+              <w:t>C — 1/x</w:t>
             </w:r>
             <w:r>
               <w:rPr>
@@ -4719,7 +4719,7 @@
                 <w:color w:val="1A1A1A"/>
                 <w:sz w:val="18"/>
               </w:rPr>
-              <w:t>(B) 4 − (−6) — subtracted instead of adding a negative [product law: add the exponents]; (C) 4 · (−6) — multiplied the exponents [power of a power confused with a product]; (D) x</w:t>
+              <w:t>(A) x</w:t>
             </w:r>
             <w:r>
               <w:rPr>
@@ -4757,7 +4757,7 @@
                 <w:color w:val="1A1A1A"/>
                 <w:sz w:val="18"/>
               </w:rPr>
-              <w:t xml:space="preserve"> [B1G-M 8.AR.1.1 misconception: negative exponents]</w:t>
+              <w:t xml:space="preserve"> [B1G-M 8.AR.1.1 misconception: negative exponents]; (B) 4 · (−6) — multiplied the exponents [power of a power confused with a product]; (D) 4 − (−6) — subtracted instead of adding a negative [product law: add the exponents]</w:t>
             </w:r>
           </w:p>
         </w:tc>
@@ -4889,7 +4889,7 @@
                 <w:color w:val="9E1B32"/>
                 <w:sz w:val="18"/>
               </w:rPr>
-              <w:t>A — 4/x</w:t>
+              <w:t>D — 4/x</w:t>
             </w:r>
             <w:r>
               <w:rPr>
@@ -4930,7 +4930,7 @@
                 <w:color w:val="1A1A1A"/>
                 <w:sz w:val="18"/>
               </w:rPr>
-              <w:t>(B) the coefficient was not squared [8.AR.1.1: power of a product]; (C) −3 + 2 = −1 instead of −3 · 2 [power of a power confused with a product of powers]; (D) the coefficient was moved below the bar with the x [8.AR.1.1: a negative exponent applies only to its own base]</w:t>
+              <w:t>(A) −3 + 2 = −1 instead of −3 · 2 [power of a power confused with a product of powers]; (B) the coefficient was moved below the bar with the x [8.AR.1.1: a negative exponent applies only to its own base]; (C) the coefficient was not squared [8.AR.1.1: power of a product]</w:t>
             </w:r>
           </w:p>
         </w:tc>

--- a/a7/packages/A7 Unit 3 - Exponents and Scientific Notation/Lesson Plans/A7 3.T2  Lesson Plan.docx
+++ b/a7/packages/A7 Unit 3 - Exponents and Scientific Notation/Lesson Plans/A7 3.T2  Lesson Plan.docx
@@ -4166,7 +4166,7 @@
                 <w:color w:val="1A1A1A"/>
                 <w:sz w:val="18"/>
               </w:rPr>
-              <w:t>A model's scale factor is 3x</w:t>
+              <w:t>A lamp's brightness from x meters away is 3x</w:t>
             </w:r>
             <w:r>
               <w:rPr>
@@ -4185,7 +4185,26 @@
                 <w:color w:val="1A1A1A"/>
                 <w:sz w:val="18"/>
               </w:rPr>
-              <w:t>. The model is 12 centimeters long. Rewrite the factor using only positive exponents.</w:t>
+              <w:t xml:space="preserve"> units. The lamp is 12 centimeters tall. Rewrite 3x</w:t>
+            </w:r>
+            <w:r>
+              <w:rPr>
+                <w:b w:val="0"/>
+                <w:i w:val="0"/>
+                <w:color w:val="1A1A1A"/>
+                <w:sz w:val="18"/>
+                <w:vertAlign w:val="superscript"/>
+              </w:rPr>
+              <w:t>-2</w:t>
+            </w:r>
+            <w:r>
+              <w:rPr>
+                <w:b w:val="0"/>
+                <w:i w:val="0"/>
+                <w:color w:val="1A1A1A"/>
+                <w:sz w:val="18"/>
+              </w:rPr>
+              <w:t xml:space="preserve"> using only positive exponents.</w:t>
             </w:r>
           </w:p>
         </w:tc>

--- a/a7/packages/A7 Unit 3 - Exponents and Scientific Notation/Lesson Plans/A7 3.T2  Lesson Plan.docx
+++ b/a7/packages/A7 Unit 3 - Exponents and Scientific Notation/Lesson Plans/A7 3.T2  Lesson Plan.docx
@@ -4166,7 +4166,7 @@
                 <w:color w:val="1A1A1A"/>
                 <w:sz w:val="18"/>
               </w:rPr>
-              <w:t>A lamp's brightness from x meters away is 3x</w:t>
+              <w:t>The brightness of a lamp from x meters away is 3x</w:t>
             </w:r>
             <w:r>
               <w:rPr>
@@ -4185,26 +4185,7 @@
                 <w:color w:val="1A1A1A"/>
                 <w:sz w:val="18"/>
               </w:rPr>
-              <w:t xml:space="preserve"> units. The lamp is 12 centimeters tall. Rewrite 3x</w:t>
-            </w:r>
-            <w:r>
-              <w:rPr>
-                <w:b w:val="0"/>
-                <w:i w:val="0"/>
-                <w:color w:val="1A1A1A"/>
-                <w:sz w:val="18"/>
-                <w:vertAlign w:val="superscript"/>
-              </w:rPr>
-              <w:t>-2</w:t>
-            </w:r>
-            <w:r>
-              <w:rPr>
-                <w:b w:val="0"/>
-                <w:i w:val="0"/>
-                <w:color w:val="1A1A1A"/>
-                <w:sz w:val="18"/>
-              </w:rPr>
-              <w:t xml:space="preserve"> using only positive exponents.</w:t>
+              <w:t xml:space="preserve"> units. The lamp is 15 centimeters tall. How bright is the lamp from 2 meters away?</w:t>
             </w:r>
           </w:p>
         </w:tc>
@@ -4231,7 +4212,7 @@
             <w:r>
               <w:drawing>
                 <wp:inline xmlns:a="http://schemas.openxmlformats.org/drawingml/2006/main" xmlns:pic="http://schemas.openxmlformats.org/drawingml/2006/picture">
-                  <wp:extent cx="115824" cy="231648"/>
+                  <wp:extent cx="60960" cy="216408"/>
                   <wp:docPr id="5" name="Picture 5"/>
                   <wp:cNvGraphicFramePr>
                     <a:graphicFrameLocks noChangeAspect="1"/>
@@ -4240,7 +4221,7 @@
                     <a:graphicData uri="http://schemas.openxmlformats.org/drawingml/2006/picture">
                       <pic:pic>
                         <pic:nvPicPr>
-                          <pic:cNvPr id="0" name="8fbace4a17ac9eb5.png"/>
+                          <pic:cNvPr id="0" name="aa890d4b04dd4f01.png"/>
                           <pic:cNvPicPr/>
                         </pic:nvPicPr>
                         <pic:blipFill>
@@ -4252,7 +4233,7 @@
                         <pic:spPr>
                           <a:xfrm>
                             <a:off x="0" y="0"/>
-                            <a:ext cx="115824" cy="231648"/>
+                            <a:ext cx="60960" cy="216408"/>
                           </a:xfrm>
                           <a:prstGeom prst="rect"/>
                         </pic:spPr>
@@ -4291,7 +4272,7 @@
                 <w:color w:val="1A1A1A"/>
                 <w:sz w:val="18"/>
               </w:rPr>
-              <w:t>1/(3x</w:t>
+              <w:t>1/12 — the coefficient was moved down with the variable [8.AR.1.1: a negative exponent applies only to its own base]; 12 — the minus on the exponent was dropped, 3 · 2</w:t>
             </w:r>
             <w:r>
               <w:rPr>
@@ -4310,7 +4291,7 @@
                 <w:color w:val="1A1A1A"/>
                 <w:sz w:val="18"/>
               </w:rPr>
-              <w:t>) — the coefficient was moved with the variable [8.AR.1.1: a negative exponent applies only to its own base]; −3x</w:t>
+              <w:t>; −12 — negative exponent read as a negative value [B1G-M 8.NSO.1.3: −b vs b</w:t>
             </w:r>
             <w:r>
               <w:rPr>
@@ -4320,7 +4301,7 @@
                 <w:sz w:val="18"/>
                 <w:vertAlign w:val="superscript"/>
               </w:rPr>
-              <w:t>2</w:t>
+              <w:t>-1</w:t>
             </w:r>
             <w:r>
               <w:rPr>
@@ -4329,7 +4310,7 @@
                 <w:color w:val="1A1A1A"/>
                 <w:sz w:val="18"/>
               </w:rPr>
-              <w:t xml:space="preserve"> — read as a negative; anything built from 12 — the unneeded figure was used</w:t>
+              <w:t>]; anything built from 15 — the unneeded figure was used</w:t>
             </w:r>
           </w:p>
         </w:tc>
